--- a/CÔNG TY FELIZ THỌ LẬP/FELIZ THỌ LẬP_ThayDoiCSH_DDPL/HoSo1_Hop dong chuyen nhuong.docx
+++ b/CÔNG TY FELIZ THỌ LẬP/FELIZ THỌ LẬP_ThayDoiCSH_DDPL/HoSo1_Hop dong chuyen nhuong.docx
@@ -1,6 +1,6 @@
 
 <file path=word/document.xml><?xml version="1.0" encoding="utf-8"?>
-<w:document xmlns:wpc="http://schemas.microsoft.com/office/word/2010/wordprocessingCanvas" xmlns:cx="http://schemas.microsoft.com/office/drawing/2014/chartex" xmlns:mc="http://schemas.openxmlformats.org/markup-compatibility/2006" xmlns:o="urn:schemas-microsoft-com:office:office" xmlns:r="http://schemas.openxmlformats.org/officeDocument/2006/relationships" xmlns:m="http://schemas.openxmlformats.org/officeDocument/2006/math" xmlns:v="urn:schemas-microsoft-com:vml" xmlns:wp14="http://schemas.microsoft.com/office/word/2010/wordprocessingDrawing" xmlns:wp="http://schemas.openxmlformats.org/drawingml/2006/wordprocessingDrawing" xmlns:w10="urn:schemas-microsoft-com:office:word" xmlns:w="http://schemas.openxmlformats.org/wordprocessingml/2006/main" xmlns:w14="http://schemas.microsoft.com/office/word/2010/wordml" xmlns:w15="http://schemas.microsoft.com/office/word/2012/wordml" xmlns:w16se="http://schemas.microsoft.com/office/word/2015/wordml/symex" xmlns:wpg="http://schemas.microsoft.com/office/word/2010/wordprocessingGroup" xmlns:wpi="http://schemas.microsoft.com/office/word/2010/wordprocessingInk" xmlns:wne="http://schemas.microsoft.com/office/word/2006/wordml" xmlns:wps="http://schemas.microsoft.com/office/word/2010/wordprocessingShape" mc:Ignorable="w14 w15 w16se wp14">
+<w:document xmlns:wpc="http://schemas.microsoft.com/office/word/2010/wordprocessingCanvas" xmlns:cx="http://schemas.microsoft.com/office/drawing/2014/chartex" xmlns:cx1="http://schemas.microsoft.com/office/drawing/2015/9/8/chartex" xmlns:mc="http://schemas.openxmlformats.org/markup-compatibility/2006" xmlns:o="urn:schemas-microsoft-com:office:office" xmlns:r="http://schemas.openxmlformats.org/officeDocument/2006/relationships" xmlns:m="http://schemas.openxmlformats.org/officeDocument/2006/math" xmlns:v="urn:schemas-microsoft-com:vml" xmlns:wp14="http://schemas.microsoft.com/office/word/2010/wordprocessingDrawing" xmlns:wp="http://schemas.openxmlformats.org/drawingml/2006/wordprocessingDrawing" xmlns:w10="urn:schemas-microsoft-com:office:word" xmlns:w="http://schemas.openxmlformats.org/wordprocessingml/2006/main" xmlns:w14="http://schemas.microsoft.com/office/word/2010/wordml" xmlns:w15="http://schemas.microsoft.com/office/word/2012/wordml" xmlns:w16se="http://schemas.microsoft.com/office/word/2015/wordml/symex" xmlns:wpg="http://schemas.microsoft.com/office/word/2010/wordprocessingGroup" xmlns:wpi="http://schemas.microsoft.com/office/word/2010/wordprocessingInk" xmlns:wne="http://schemas.microsoft.com/office/word/2006/wordml" xmlns:wps="http://schemas.microsoft.com/office/word/2010/wordprocessingShape" mc:Ignorable="w14 w15 w16se wp14">
   <w:body>
     <w:p>
       <w:pPr>
@@ -149,25 +149,15 @@
           <w:sz w:val="26"/>
           <w:szCs w:val="26"/>
         </w:rPr>
-        <w:t xml:space="preserve">Hôm nay, </w:t>
-      </w:r>
-      <w:bookmarkStart w:id="0" w:name="_GoBack"/>
-      <w:bookmarkEnd w:id="0"/>
-      <w:r>
-        <w:rPr>
-          <w:rFonts w:ascii="Times New Roman" w:hAnsi="Times New Roman"/>
-          <w:sz w:val="26"/>
-          <w:szCs w:val="26"/>
-        </w:rPr>
-        <w:t xml:space="preserve">Ngày </w:t>
-      </w:r>
-      <w:r>
-        <w:rPr>
-          <w:rFonts w:ascii="Times New Roman" w:hAnsi="Times New Roman"/>
-          <w:sz w:val="26"/>
-          <w:szCs w:val="26"/>
-        </w:rPr>
-        <w:t>30</w:t>
+        <w:t xml:space="preserve">Hôm nay, Ngày </w:t>
+      </w:r>
+      <w:r>
+        <w:rPr>
+          <w:rFonts w:ascii="Times New Roman" w:hAnsi="Times New Roman"/>
+          <w:sz w:val="26"/>
+          <w:szCs w:val="26"/>
+        </w:rPr>
+        <w:t>2</w:t>
       </w:r>
       <w:r>
         <w:rPr>
@@ -183,23 +173,39 @@
           <w:sz w:val="26"/>
           <w:szCs w:val="26"/>
         </w:rPr>
-        <w:t>12</w:t>
-      </w:r>
-      <w:r>
-        <w:rPr>
-          <w:rFonts w:ascii="Times New Roman" w:hAnsi="Times New Roman"/>
-          <w:sz w:val="26"/>
-          <w:szCs w:val="26"/>
-        </w:rPr>
-        <w:t xml:space="preserve"> năm 2025 tại trụ sở </w:t>
-      </w:r>
-      <w:r>
-        <w:rPr>
-          <w:rFonts w:ascii="Times New Roman" w:hAnsi="Times New Roman"/>
-          <w:sz w:val="26"/>
-          <w:szCs w:val="26"/>
-        </w:rPr>
-        <w:t>CÔNG TY TNHH BAO BÌ CONDAN</w:t>
+        <w:t>3</w:t>
+      </w:r>
+      <w:r>
+        <w:rPr>
+          <w:rFonts w:ascii="Times New Roman" w:hAnsi="Times New Roman"/>
+          <w:sz w:val="26"/>
+          <w:szCs w:val="26"/>
+        </w:rPr>
+        <w:t xml:space="preserve"> năm 202</w:t>
+      </w:r>
+      <w:r>
+        <w:rPr>
+          <w:rFonts w:ascii="Times New Roman" w:hAnsi="Times New Roman"/>
+          <w:sz w:val="26"/>
+          <w:szCs w:val="26"/>
+        </w:rPr>
+        <w:t>3</w:t>
+      </w:r>
+      <w:r>
+        <w:rPr>
+          <w:rFonts w:ascii="Times New Roman" w:hAnsi="Times New Roman"/>
+          <w:sz w:val="26"/>
+          <w:szCs w:val="26"/>
+        </w:rPr>
+        <w:t xml:space="preserve"> tại trụ sở </w:t>
+      </w:r>
+      <w:r>
+        <w:rPr>
+          <w:rFonts w:ascii="Times New Roman" w:hAnsi="Times New Roman"/>
+          <w:sz w:val="26"/>
+          <w:szCs w:val="26"/>
+        </w:rPr>
+        <w:t>CÔNG TY TNHH FELIZ THỌ LẬP HOTEL</w:t>
       </w:r>
       <w:r>
         <w:rPr>
@@ -215,7 +221,7 @@
           <w:sz w:val="26"/>
           <w:szCs w:val="26"/>
         </w:rPr>
-        <w:t>Số 54, Đường DX 063, Khu Phố 08, Phường Chánh Hiệp, Thành Phố Hồ Chí Minh, Việt Nam</w:t>
+        <w:t>Số 80 Đường D8, Khu dân cư Chánh Nghĩa, Phường Thủ Dầu Một, Thành phố Hồ Chí Minh, Việt Nam</w:t>
       </w:r>
     </w:p>
     <w:p>
@@ -303,7 +309,7 @@
           <w:sz w:val="26"/>
           <w:szCs w:val="26"/>
         </w:rPr>
-        <w:t>PHÙN THỊ KIM HỒNG</w:t>
+        <w:t>PHẠM PHÚ KHÁNH</w:t>
       </w:r>
       <w:r>
         <w:rPr>
@@ -328,7 +334,7 @@
           <w:sz w:val="26"/>
           <w:szCs w:val="26"/>
         </w:rPr>
-        <w:t>ữ</w:t>
+        <w:t>am</w:t>
       </w:r>
     </w:p>
     <w:p>
@@ -363,7 +369,7 @@
           <w:szCs w:val="26"/>
           <w:lang w:val="sv-SE"/>
         </w:rPr>
-        <w:t>09/05/1992</w:t>
+        <w:t>20/05/1984</w:t>
       </w:r>
       <w:r>
         <w:rPr>
@@ -396,18 +402,7 @@
           <w:szCs w:val="26"/>
           <w:lang w:val="sv-SE"/>
         </w:rPr>
-        <w:t xml:space="preserve">Dân tộc: </w:t>
-      </w:r>
-      <w:r>
-        <w:rPr>
-          <w:rFonts w:ascii="Times New Roman" w:hAnsi="Times New Roman"/>
-          <w:bCs/>
-          <w:color w:val="000000" w:themeColor="text1"/>
-          <w:sz w:val="26"/>
-          <w:szCs w:val="26"/>
-          <w:lang w:val="sv-SE"/>
-        </w:rPr>
-        <w:t>Hoa</w:t>
+        <w:t xml:space="preserve"> </w:t>
       </w:r>
       <w:r>
         <w:rPr>
@@ -452,55 +447,7 @@
           <w:sz w:val="26"/>
           <w:szCs w:val="26"/>
         </w:rPr>
-        <w:t>C</w:t>
-      </w:r>
-      <w:r>
-        <w:rPr>
-          <w:rFonts w:ascii="Times New Roman" w:hAnsi="Times New Roman"/>
-          <w:sz w:val="26"/>
-          <w:szCs w:val="26"/>
-        </w:rPr>
-        <w:t>ăn cước công dân</w:t>
-      </w:r>
-      <w:r>
-        <w:rPr>
-          <w:rFonts w:ascii="Times New Roman" w:hAnsi="Times New Roman"/>
-          <w:sz w:val="26"/>
-          <w:szCs w:val="26"/>
-        </w:rPr>
-        <w:t xml:space="preserve"> số: </w:t>
-      </w:r>
-      <w:r>
-        <w:rPr>
-          <w:rFonts w:ascii="Times New Roman" w:hAnsi="Times New Roman"/>
-          <w:sz w:val="26"/>
-          <w:szCs w:val="26"/>
-        </w:rPr>
-        <w:t>075192015005</w:t>
-      </w:r>
-      <w:r>
-        <w:rPr>
-          <w:rFonts w:ascii="Times New Roman" w:hAnsi="Times New Roman"/>
-          <w:sz w:val="26"/>
-          <w:szCs w:val="26"/>
-        </w:rPr>
-        <w:t xml:space="preserve">, Ngày cấp: </w:t>
-      </w:r>
-      <w:r>
-        <w:rPr>
-          <w:rFonts w:ascii="Times New Roman" w:hAnsi="Times New Roman"/>
-          <w:sz w:val="26"/>
-          <w:szCs w:val="26"/>
-        </w:rPr>
-        <w:t>16/04/2022</w:t>
-      </w:r>
-      <w:r>
-        <w:rPr>
-          <w:rFonts w:ascii="Times New Roman" w:hAnsi="Times New Roman"/>
-          <w:sz w:val="26"/>
-          <w:szCs w:val="26"/>
-        </w:rPr>
-        <w:t>, Nơi cấp: Cục Cảnh sát quản lý hành chính về trật tự xã hội</w:t>
+        <w:t>Số định danh cá nhân: 052084001586</w:t>
       </w:r>
     </w:p>
     <w:p>
@@ -509,7 +456,6 @@
           <w:tab w:val="left" w:leader="dot" w:pos="8789"/>
         </w:tabs>
         <w:spacing w:before="120"/>
-        <w:ind w:firstLine="567"/>
         <w:rPr>
           <w:rFonts w:ascii="Times New Roman" w:eastAsia="Times New Roman" w:hAnsi="Times New Roman"/>
           <w:color w:val="000000" w:themeColor="text1"/>
@@ -524,47 +470,7 @@
           <w:sz w:val="26"/>
           <w:szCs w:val="26"/>
         </w:rPr>
-        <w:t xml:space="preserve">Địa chỉ thường trú: </w:t>
-      </w:r>
-      <w:r>
-        <w:rPr>
-          <w:rFonts w:ascii="Times New Roman" w:hAnsi="Times New Roman"/>
-          <w:sz w:val="26"/>
-          <w:szCs w:val="26"/>
-        </w:rPr>
-        <w:t>Ấp Thuận Trường, Xã Bàu Hàm, Tỉnh Đồng Nai, Việt Nam</w:t>
-      </w:r>
-    </w:p>
-    <w:p>
-      <w:pPr>
-        <w:tabs>
-          <w:tab w:val="left" w:leader="dot" w:pos="8789"/>
-        </w:tabs>
-        <w:spacing w:before="120"/>
-        <w:ind w:firstLine="567"/>
-        <w:rPr>
-          <w:rFonts w:ascii="Times New Roman" w:eastAsia="Times New Roman" w:hAnsi="Times New Roman"/>
-          <w:color w:val="000000" w:themeColor="text1"/>
-          <w:sz w:val="26"/>
-          <w:szCs w:val="26"/>
-          <w:lang w:val="vi-VN" w:eastAsia="zh-CN"/>
-        </w:rPr>
-      </w:pPr>
-      <w:r>
-        <w:rPr>
-          <w:rFonts w:ascii="Times New Roman" w:hAnsi="Times New Roman"/>
-          <w:sz w:val="26"/>
-          <w:szCs w:val="26"/>
-        </w:rPr>
-        <w:t xml:space="preserve">Chỗ ở hiện tại: </w:t>
-      </w:r>
-      <w:r>
-        <w:rPr>
-          <w:rFonts w:ascii="Times New Roman" w:hAnsi="Times New Roman"/>
-          <w:sz w:val="26"/>
-          <w:szCs w:val="26"/>
-        </w:rPr>
-        <w:t>Ấp Thuận Trường, Xã Bàu Hàm, Tỉnh Đồng Nai, Việt Nam</w:t>
+        <w:t>Địa chỉ liên lạc: Số 10/6L, Tổ 6, Khu 2, Phường Phú Lợi, Thành phố Hồ Chí Minh, Việt Nam</w:t>
       </w:r>
     </w:p>
     <w:p>
@@ -641,7 +547,7 @@
           <w:sz w:val="26"/>
           <w:szCs w:val="26"/>
         </w:rPr>
-        <w:t>TÔN NỮ ÁI LY</w:t>
+        <w:t>PHẠM THANH SƠN</w:t>
       </w:r>
       <w:r>
         <w:rPr>
@@ -666,7 +572,7 @@
           <w:sz w:val="26"/>
           <w:szCs w:val="26"/>
         </w:rPr>
-        <w:t>ữ</w:t>
+        <w:t>am</w:t>
       </w:r>
     </w:p>
     <w:p>
@@ -696,7 +602,7 @@
           <w:sz w:val="26"/>
           <w:szCs w:val="26"/>
         </w:rPr>
-        <w:t>10/11/1992</w:t>
+        <w:t>23/01/2000</w:t>
       </w:r>
       <w:r>
         <w:rPr>
@@ -705,7 +611,23 @@
           <w:szCs w:val="26"/>
         </w:rPr>
         <w:tab/>
-        <w:t xml:space="preserve">   Dân tộc: Kinh </w:t>
+        <w:t xml:space="preserve">   </w:t>
+      </w:r>
+      <w:r>
+        <w:rPr>
+          <w:rFonts w:ascii="Times New Roman" w:hAnsi="Times New Roman"/>
+          <w:sz w:val="26"/>
+          <w:szCs w:val="26"/>
+        </w:rPr>
+        <w:t xml:space="preserve"> </w:t>
+      </w:r>
+      <w:r>
+        <w:rPr>
+          <w:rFonts w:ascii="Times New Roman" w:hAnsi="Times New Roman"/>
+          <w:sz w:val="26"/>
+          <w:szCs w:val="26"/>
+        </w:rPr>
+        <w:t xml:space="preserve"> </w:t>
       </w:r>
       <w:r>
         <w:rPr>
@@ -760,7 +682,7 @@
           <w:sz w:val="28"/>
           <w:szCs w:val="28"/>
         </w:rPr>
-        <w:t>075192008830</w:t>
+        <w:t>074200006764</w:t>
       </w:r>
       <w:r>
         <w:rPr>
@@ -776,7 +698,7 @@
           <w:sz w:val="26"/>
           <w:szCs w:val="26"/>
         </w:rPr>
-        <w:t>27/12/2021</w:t>
+        <w:t>25/11/2024</w:t>
       </w:r>
       <w:r>
         <w:rPr>
@@ -792,7 +714,7 @@
           <w:sz w:val="26"/>
           <w:szCs w:val="26"/>
         </w:rPr>
-        <w:t>Cục Cảnh sát quản lý hành chính về trật tự xã hội</w:t>
+        <w:t>BỘ CÔNG AN</w:t>
       </w:r>
     </w:p>
     <w:p>
@@ -801,7 +723,6 @@
           <w:tab w:val="left" w:leader="dot" w:pos="8789"/>
         </w:tabs>
         <w:spacing w:before="120"/>
-        <w:ind w:firstLine="567"/>
         <w:rPr>
           <w:rFonts w:ascii="Times New Roman" w:eastAsia="Times New Roman" w:hAnsi="Times New Roman"/>
           <w:color w:val="000000" w:themeColor="text1"/>
@@ -824,15 +745,7 @@
           <w:sz w:val="26"/>
           <w:szCs w:val="26"/>
         </w:rPr>
-        <w:t>Tổ 7, Ấp Bè Bạc, Xã Xuân Đông, Tỉnh Đồng Nai</w:t>
-      </w:r>
-      <w:r>
-        <w:rPr>
-          <w:rFonts w:ascii="Times New Roman" w:hAnsi="Times New Roman"/>
-          <w:sz w:val="26"/>
-          <w:szCs w:val="26"/>
-        </w:rPr>
-        <w:t xml:space="preserve"> </w:t>
+        <w:t>Số Nhà 8/8, Bình Quới B, Phường Thuận Giao, Thành phố Hồ Chí Minh, Việt Nam</w:t>
       </w:r>
     </w:p>
     <w:p>
@@ -841,7 +754,6 @@
           <w:tab w:val="left" w:leader="dot" w:pos="8789"/>
         </w:tabs>
         <w:spacing w:before="120"/>
-        <w:ind w:firstLine="567"/>
         <w:rPr>
           <w:rFonts w:ascii="Times New Roman" w:eastAsia="Times New Roman" w:hAnsi="Times New Roman"/>
           <w:b/>
@@ -865,7 +777,7 @@
           <w:sz w:val="26"/>
           <w:szCs w:val="26"/>
         </w:rPr>
-        <w:t>Nhà Thuê A17-07 Kdt Thịnh Gia, Tổ 8, Khu Phố 4, Phường Hòa Lợi, Thành phố Hồ Chí Minh</w:t>
+        <w:t>Số Nhà 8/8, Bình Quới B, Phường Thuận Giao, Thành phố Hồ Chí Minh, Việt Nam</w:t>
       </w:r>
     </w:p>
     <w:p>
@@ -973,23 +885,31 @@
           <w:sz w:val="26"/>
           <w:szCs w:val="26"/>
         </w:rPr>
-        <w:t>PHÙN THỊ KIM HỒNG</w:t>
-      </w:r>
-      <w:r>
-        <w:rPr>
-          <w:rFonts w:ascii="Times New Roman" w:hAnsi="Times New Roman"/>
-          <w:sz w:val="26"/>
-          <w:szCs w:val="26"/>
-        </w:rPr>
-        <w:t xml:space="preserve"> (Bên bán) có góp vốn vào </w:t>
-      </w:r>
-      <w:r>
-        <w:rPr>
-          <w:rFonts w:ascii="Times New Roman" w:hAnsi="Times New Roman"/>
-          <w:sz w:val="26"/>
-          <w:szCs w:val="26"/>
-        </w:rPr>
-        <w:t>CÔNG TY TNHH BAO BÌ CONDAN</w:t>
+        <w:t>PHẠM PHÚ KHÁNH</w:t>
+      </w:r>
+      <w:r>
+        <w:rPr>
+          <w:rFonts w:ascii="Times New Roman" w:hAnsi="Times New Roman"/>
+          <w:sz w:val="26"/>
+          <w:szCs w:val="26"/>
+        </w:rPr>
+        <w:t xml:space="preserve"> </w:t>
+      </w:r>
+      <w:r>
+        <w:rPr>
+          <w:rFonts w:ascii="Times New Roman" w:hAnsi="Times New Roman"/>
+          <w:sz w:val="26"/>
+          <w:szCs w:val="26"/>
+        </w:rPr>
+        <w:t xml:space="preserve">(Bên bán) có góp vốn vào </w:t>
+      </w:r>
+      <w:r>
+        <w:rPr>
+          <w:rFonts w:ascii="Times New Roman" w:hAnsi="Times New Roman"/>
+          <w:sz w:val="26"/>
+          <w:szCs w:val="26"/>
+        </w:rPr>
+        <w:t>CÔNG TY TNHH FELIZ THỌ LẬP HOTEL</w:t>
       </w:r>
       <w:r>
         <w:rPr>
@@ -1077,7 +997,7 @@
           <w:sz w:val="26"/>
           <w:szCs w:val="26"/>
         </w:rPr>
-        <w:t>3703153421</w:t>
+        <w:t>3702874036</w:t>
       </w:r>
       <w:r>
         <w:rPr>
@@ -1109,15 +1029,7 @@
           <w:sz w:val="26"/>
           <w:szCs w:val="26"/>
         </w:rPr>
-        <w:t>Kế Hoạch Đầu Tư Tỉnh</w:t>
-      </w:r>
-      <w:r>
-        <w:rPr>
-          <w:rFonts w:ascii="Times New Roman" w:hAnsi="Times New Roman"/>
-          <w:sz w:val="26"/>
-          <w:szCs w:val="26"/>
-        </w:rPr>
-        <w:t xml:space="preserve"> Bình Dương</w:t>
+        <w:t>Tài chính Thành phố Hồ Chí Minh</w:t>
       </w:r>
       <w:r>
         <w:rPr>
@@ -1141,7 +1053,23 @@
           <w:sz w:val="26"/>
           <w:szCs w:val="26"/>
         </w:rPr>
-        <w:t>3, ngày 17 tháng 12 năm 2024</w:t>
+        <w:t>5</w:t>
+      </w:r>
+      <w:r>
+        <w:rPr>
+          <w:rFonts w:ascii="Times New Roman" w:hAnsi="Times New Roman"/>
+          <w:sz w:val="26"/>
+          <w:szCs w:val="26"/>
+        </w:rPr>
+        <w:t xml:space="preserve">, ngày </w:t>
+      </w:r>
+      <w:r>
+        <w:rPr>
+          <w:rFonts w:ascii="Times New Roman" w:hAnsi="Times New Roman"/>
+          <w:sz w:val="26"/>
+          <w:szCs w:val="26"/>
+        </w:rPr>
+        <w:t>04/09/2025</w:t>
       </w:r>
     </w:p>
     <w:p>
@@ -1685,18 +1613,27 @@
       <w:r>
         <w:rPr>
           <w:rFonts w:ascii="Times New Roman" w:hAnsi="Times New Roman"/>
-          <w:sz w:val="26"/>
-          <w:szCs w:val="26"/>
-        </w:rPr>
-        <w:t xml:space="preserve">Điều 4: Hai bên có nghĩa vụ thực hiện các vấn đề liên quan đến việc chuyển nhượng phần vốn góp để </w:t>
-      </w:r>
-      <w:r>
-        <w:rPr>
-          <w:rFonts w:ascii="Times New Roman" w:hAnsi="Times New Roman"/>
-          <w:sz w:val="26"/>
-          <w:szCs w:val="26"/>
-        </w:rPr>
-        <w:t>CÔNG TY TNHH BAO BÌ CONDAN</w:t>
+          <w:b/>
+          <w:sz w:val="26"/>
+          <w:szCs w:val="26"/>
+        </w:rPr>
+        <w:t>Điều 4</w:t>
+      </w:r>
+      <w:r>
+        <w:rPr>
+          <w:rFonts w:ascii="Times New Roman" w:hAnsi="Times New Roman"/>
+          <w:sz w:val="26"/>
+          <w:szCs w:val="26"/>
+        </w:rPr>
+        <w:t xml:space="preserve">: Hai bên có nghĩa vụ thực hiện các vấn đề liên quan đến việc chuyển nhượng phần vốn góp để </w:t>
+      </w:r>
+      <w:r>
+        <w:rPr>
+          <w:rFonts w:ascii="Times New Roman" w:hAnsi="Times New Roman"/>
+          <w:sz w:val="26"/>
+          <w:szCs w:val="26"/>
+        </w:rPr>
+        <w:t>CÔNG TY TNHH FELIZ THỌ LẬP HOTEL</w:t>
       </w:r>
       <w:r>
         <w:rPr>
@@ -1733,7 +1670,7 @@
           <w:sz w:val="26"/>
           <w:szCs w:val="26"/>
         </w:rPr>
-        <w:t>CÔNG TY TNHH BAO BÌ CONDAN</w:t>
+        <w:t>CÔNG TY TNHH FELIZ THỌ LẬP HOTEL</w:t>
       </w:r>
       <w:r>
         <w:rPr>
@@ -1906,7 +1843,7 @@
           <w:sz w:val="26"/>
           <w:szCs w:val="26"/>
         </w:rPr>
-        <w:t>PHÙN THỊ KIM HỒNG</w:t>
+        <w:t>PHẠM PHÚ KHÁNH</w:t>
       </w:r>
       <w:r>
         <w:rPr>
@@ -1930,7 +1867,15 @@
           <w:sz w:val="26"/>
           <w:szCs w:val="26"/>
         </w:rPr>
-        <w:t xml:space="preserve">TÔN NỮ ÁI LY </w:t>
+        <w:t>PHẠM THANH SƠN</w:t>
+      </w:r>
+      <w:r>
+        <w:rPr>
+          <w:rFonts w:ascii="Times New Roman" w:hAnsi="Times New Roman"/>
+          <w:sz w:val="26"/>
+          <w:szCs w:val="26"/>
+        </w:rPr>
+        <w:t xml:space="preserve"> </w:t>
       </w:r>
       <w:r>
         <w:rPr>
@@ -2253,7 +2198,7 @@
                 <w:szCs w:val="26"/>
                 <w:lang w:val="sv-SE"/>
               </w:rPr>
-              <w:t>PHÙN THỊ KIM HỒNG</w:t>
+              <w:t>PHẠM PHÚ KHÁNH</w:t>
             </w:r>
           </w:p>
           <w:p>
@@ -2531,7 +2476,7 @@
                 <w:szCs w:val="26"/>
                 <w:lang w:val="sv-SE"/>
               </w:rPr>
-              <w:t>TÔN NỮ ÁI LY</w:t>
+              <w:t>PHẠM THANH SƠN</w:t>
             </w:r>
           </w:p>
         </w:tc>
@@ -2608,7 +2553,7 @@
                 <w:szCs w:val="26"/>
                 <w:lang w:val="sv-SE"/>
               </w:rPr>
-              <w:t>30</w:t>
+              <w:t>2</w:t>
             </w:r>
             <w:r>
               <w:rPr>
@@ -2630,7 +2575,7 @@
                 <w:szCs w:val="26"/>
                 <w:lang w:val="sv-SE"/>
               </w:rPr>
-              <w:t>12</w:t>
+              <w:t>3</w:t>
             </w:r>
             <w:r>
               <w:rPr>
@@ -2652,8 +2597,10 @@
                 <w:szCs w:val="26"/>
                 <w:lang w:val="sv-SE"/>
               </w:rPr>
-              <w:t>5</w:t>
-            </w:r>
+              <w:t>6</w:t>
+            </w:r>
+            <w:bookmarkStart w:id="0" w:name="_GoBack"/>
+            <w:bookmarkEnd w:id="0"/>
             <w:r>
               <w:rPr>
                 <w:rFonts w:ascii="Times New Roman" w:eastAsia="Times New Roman" w:hAnsi="Times New Roman"/>
@@ -2836,7 +2783,7 @@
                 <w:szCs w:val="26"/>
                 <w:lang w:val="sv-SE"/>
               </w:rPr>
-              <w:t>CHEN, ZONGHAN</w:t>
+              <w:t>NGUYỄN THU HUYỂN</w:t>
             </w:r>
           </w:p>
           <w:p>
@@ -2960,7 +2907,7 @@
 </file>
 
 <file path=word/endnotes.xml><?xml version="1.0" encoding="utf-8"?>
-<w:endnotes xmlns:wpc="http://schemas.microsoft.com/office/word/2010/wordprocessingCanvas" xmlns:cx="http://schemas.microsoft.com/office/drawing/2014/chartex" xmlns:mc="http://schemas.openxmlformats.org/markup-compatibility/2006" xmlns:o="urn:schemas-microsoft-com:office:office" xmlns:r="http://schemas.openxmlformats.org/officeDocument/2006/relationships" xmlns:m="http://schemas.openxmlformats.org/officeDocument/2006/math" xmlns:v="urn:schemas-microsoft-com:vml" xmlns:wp14="http://schemas.microsoft.com/office/word/2010/wordprocessingDrawing" xmlns:wp="http://schemas.openxmlformats.org/drawingml/2006/wordprocessingDrawing" xmlns:w10="urn:schemas-microsoft-com:office:word" xmlns:w="http://schemas.openxmlformats.org/wordprocessingml/2006/main" xmlns:w14="http://schemas.microsoft.com/office/word/2010/wordml" xmlns:w15="http://schemas.microsoft.com/office/word/2012/wordml" xmlns:w16se="http://schemas.microsoft.com/office/word/2015/wordml/symex" xmlns:wpg="http://schemas.microsoft.com/office/word/2010/wordprocessingGroup" xmlns:wpi="http://schemas.microsoft.com/office/word/2010/wordprocessingInk" xmlns:wne="http://schemas.microsoft.com/office/word/2006/wordml" xmlns:wps="http://schemas.microsoft.com/office/word/2010/wordprocessingShape" mc:Ignorable="w14 w15 w16se wp14">
+<w:endnotes xmlns:wpc="http://schemas.microsoft.com/office/word/2010/wordprocessingCanvas" xmlns:cx="http://schemas.microsoft.com/office/drawing/2014/chartex" xmlns:cx1="http://schemas.microsoft.com/office/drawing/2015/9/8/chartex" xmlns:mc="http://schemas.openxmlformats.org/markup-compatibility/2006" xmlns:o="urn:schemas-microsoft-com:office:office" xmlns:r="http://schemas.openxmlformats.org/officeDocument/2006/relationships" xmlns:m="http://schemas.openxmlformats.org/officeDocument/2006/math" xmlns:v="urn:schemas-microsoft-com:vml" xmlns:wp14="http://schemas.microsoft.com/office/word/2010/wordprocessingDrawing" xmlns:wp="http://schemas.openxmlformats.org/drawingml/2006/wordprocessingDrawing" xmlns:w10="urn:schemas-microsoft-com:office:word" xmlns:w="http://schemas.openxmlformats.org/wordprocessingml/2006/main" xmlns:w14="http://schemas.microsoft.com/office/word/2010/wordml" xmlns:w15="http://schemas.microsoft.com/office/word/2012/wordml" xmlns:w16se="http://schemas.microsoft.com/office/word/2015/wordml/symex" xmlns:wpg="http://schemas.microsoft.com/office/word/2010/wordprocessingGroup" xmlns:wpi="http://schemas.microsoft.com/office/word/2010/wordprocessingInk" xmlns:wne="http://schemas.microsoft.com/office/word/2006/wordml" xmlns:wps="http://schemas.microsoft.com/office/word/2010/wordprocessingShape" mc:Ignorable="w14 w15 w16se wp14">
   <w:endnote w:type="separator" w:id="-1">
     <w:p>
       <w:pPr>
@@ -2985,7 +2932,7 @@
 </file>
 
 <file path=word/footer1.xml><?xml version="1.0" encoding="utf-8"?>
-<w:ftr xmlns:wpc="http://schemas.microsoft.com/office/word/2010/wordprocessingCanvas" xmlns:cx="http://schemas.microsoft.com/office/drawing/2014/chartex" xmlns:mc="http://schemas.openxmlformats.org/markup-compatibility/2006" xmlns:o="urn:schemas-microsoft-com:office:office" xmlns:r="http://schemas.openxmlformats.org/officeDocument/2006/relationships" xmlns:m="http://schemas.openxmlformats.org/officeDocument/2006/math" xmlns:v="urn:schemas-microsoft-com:vml" xmlns:wp14="http://schemas.microsoft.com/office/word/2010/wordprocessingDrawing" xmlns:wp="http://schemas.openxmlformats.org/drawingml/2006/wordprocessingDrawing" xmlns:w10="urn:schemas-microsoft-com:office:word" xmlns:w="http://schemas.openxmlformats.org/wordprocessingml/2006/main" xmlns:w14="http://schemas.microsoft.com/office/word/2010/wordml" xmlns:w15="http://schemas.microsoft.com/office/word/2012/wordml" xmlns:w16se="http://schemas.microsoft.com/office/word/2015/wordml/symex" xmlns:wpg="http://schemas.microsoft.com/office/word/2010/wordprocessingGroup" xmlns:wpi="http://schemas.microsoft.com/office/word/2010/wordprocessingInk" xmlns:wne="http://schemas.microsoft.com/office/word/2006/wordml" xmlns:wps="http://schemas.microsoft.com/office/word/2010/wordprocessingShape" mc:Ignorable="w14 w15 w16se wp14">
+<w:ftr xmlns:wpc="http://schemas.microsoft.com/office/word/2010/wordprocessingCanvas" xmlns:cx="http://schemas.microsoft.com/office/drawing/2014/chartex" xmlns:cx1="http://schemas.microsoft.com/office/drawing/2015/9/8/chartex" xmlns:mc="http://schemas.openxmlformats.org/markup-compatibility/2006" xmlns:o="urn:schemas-microsoft-com:office:office" xmlns:r="http://schemas.openxmlformats.org/officeDocument/2006/relationships" xmlns:m="http://schemas.openxmlformats.org/officeDocument/2006/math" xmlns:v="urn:schemas-microsoft-com:vml" xmlns:wp14="http://schemas.microsoft.com/office/word/2010/wordprocessingDrawing" xmlns:wp="http://schemas.openxmlformats.org/drawingml/2006/wordprocessingDrawing" xmlns:w10="urn:schemas-microsoft-com:office:word" xmlns:w="http://schemas.openxmlformats.org/wordprocessingml/2006/main" xmlns:w14="http://schemas.microsoft.com/office/word/2010/wordml" xmlns:w15="http://schemas.microsoft.com/office/word/2012/wordml" xmlns:w16se="http://schemas.microsoft.com/office/word/2015/wordml/symex" xmlns:wpg="http://schemas.microsoft.com/office/word/2010/wordprocessingGroup" xmlns:wpi="http://schemas.microsoft.com/office/word/2010/wordprocessingInk" xmlns:wne="http://schemas.microsoft.com/office/word/2006/wordml" xmlns:wps="http://schemas.microsoft.com/office/word/2010/wordprocessingShape" mc:Ignorable="w14 w15 w16se wp14">
   <w:p>
     <w:pPr>
       <w:pStyle w:val="Footer"/>
@@ -3001,7 +2948,7 @@
 </file>
 
 <file path=word/footnotes.xml><?xml version="1.0" encoding="utf-8"?>
-<w:footnotes xmlns:wpc="http://schemas.microsoft.com/office/word/2010/wordprocessingCanvas" xmlns:cx="http://schemas.microsoft.com/office/drawing/2014/chartex" xmlns:mc="http://schemas.openxmlformats.org/markup-compatibility/2006" xmlns:o="urn:schemas-microsoft-com:office:office" xmlns:r="http://schemas.openxmlformats.org/officeDocument/2006/relationships" xmlns:m="http://schemas.openxmlformats.org/officeDocument/2006/math" xmlns:v="urn:schemas-microsoft-com:vml" xmlns:wp14="http://schemas.microsoft.com/office/word/2010/wordprocessingDrawing" xmlns:wp="http://schemas.openxmlformats.org/drawingml/2006/wordprocessingDrawing" xmlns:w10="urn:schemas-microsoft-com:office:word" xmlns:w="http://schemas.openxmlformats.org/wordprocessingml/2006/main" xmlns:w14="http://schemas.microsoft.com/office/word/2010/wordml" xmlns:w15="http://schemas.microsoft.com/office/word/2012/wordml" xmlns:w16se="http://schemas.microsoft.com/office/word/2015/wordml/symex" xmlns:wpg="http://schemas.microsoft.com/office/word/2010/wordprocessingGroup" xmlns:wpi="http://schemas.microsoft.com/office/word/2010/wordprocessingInk" xmlns:wne="http://schemas.microsoft.com/office/word/2006/wordml" xmlns:wps="http://schemas.microsoft.com/office/word/2010/wordprocessingShape" mc:Ignorable="w14 w15 w16se wp14">
+<w:footnotes xmlns:wpc="http://schemas.microsoft.com/office/word/2010/wordprocessingCanvas" xmlns:cx="http://schemas.microsoft.com/office/drawing/2014/chartex" xmlns:cx1="http://schemas.microsoft.com/office/drawing/2015/9/8/chartex" xmlns:mc="http://schemas.openxmlformats.org/markup-compatibility/2006" xmlns:o="urn:schemas-microsoft-com:office:office" xmlns:r="http://schemas.openxmlformats.org/officeDocument/2006/relationships" xmlns:m="http://schemas.openxmlformats.org/officeDocument/2006/math" xmlns:v="urn:schemas-microsoft-com:vml" xmlns:wp14="http://schemas.microsoft.com/office/word/2010/wordprocessingDrawing" xmlns:wp="http://schemas.openxmlformats.org/drawingml/2006/wordprocessingDrawing" xmlns:w10="urn:schemas-microsoft-com:office:word" xmlns:w="http://schemas.openxmlformats.org/wordprocessingml/2006/main" xmlns:w14="http://schemas.microsoft.com/office/word/2010/wordml" xmlns:w15="http://schemas.microsoft.com/office/word/2012/wordml" xmlns:w16se="http://schemas.microsoft.com/office/word/2015/wordml/symex" xmlns:wpg="http://schemas.microsoft.com/office/word/2010/wordprocessingGroup" xmlns:wpi="http://schemas.microsoft.com/office/word/2010/wordprocessingInk" xmlns:wne="http://schemas.microsoft.com/office/word/2006/wordml" xmlns:wps="http://schemas.microsoft.com/office/word/2010/wordprocessingShape" mc:Ignorable="w14 w15 w16se wp14">
   <w:footnote w:type="separator" w:id="-1">
     <w:p>
       <w:pPr>
@@ -3957,7 +3904,7 @@
 </file>
 
 <file path=customXml/itemProps1.xml><?xml version="1.0" encoding="utf-8"?>
-<ds:datastoreItem xmlns:ds="http://schemas.openxmlformats.org/officeDocument/2006/customXml" ds:itemID="{2BA3F652-2A43-4578-9E4F-2A6541D75FA0}">
+<ds:datastoreItem xmlns:ds="http://schemas.openxmlformats.org/officeDocument/2006/customXml" ds:itemID="{6D24A136-F38D-43C2-8AF9-59BE183AF5B0}">
   <ds:schemaRefs>
     <ds:schemaRef ds:uri="http://schemas.openxmlformats.org/officeDocument/2006/bibliography"/>
   </ds:schemaRefs>

--- a/CÔNG TY FELIZ THỌ LẬP/FELIZ THỌ LẬP_ThayDoiCSH_DDPL/HoSo1_Hop dong chuyen nhuong.docx
+++ b/CÔNG TY FELIZ THỌ LẬP/FELIZ THỌ LẬP_ThayDoiCSH_DDPL/HoSo1_Hop dong chuyen nhuong.docx
@@ -189,7 +189,7 @@
           <w:sz w:val="26"/>
           <w:szCs w:val="26"/>
         </w:rPr>
-        <w:t>3</w:t>
+        <w:t>6</w:t>
       </w:r>
       <w:r>
         <w:rPr>
@@ -2599,8 +2599,6 @@
               </w:rPr>
               <w:t>6</w:t>
             </w:r>
-            <w:bookmarkStart w:id="0" w:name="_GoBack"/>
-            <w:bookmarkEnd w:id="0"/>
             <w:r>
               <w:rPr>
                 <w:rFonts w:ascii="Times New Roman" w:eastAsia="Times New Roman" w:hAnsi="Times New Roman"/>
@@ -2783,8 +2781,10 @@
                 <w:szCs w:val="26"/>
                 <w:lang w:val="sv-SE"/>
               </w:rPr>
-              <w:t>NGUYỄN THU HUYỂN</w:t>
-            </w:r>
+              <w:t>NGUYỄN THU HUYỀN</w:t>
+            </w:r>
+            <w:bookmarkStart w:id="0" w:name="_GoBack"/>
+            <w:bookmarkEnd w:id="0"/>
           </w:p>
           <w:p>
             <w:pPr>
@@ -3904,7 +3904,7 @@
 </file>
 
 <file path=customXml/itemProps1.xml><?xml version="1.0" encoding="utf-8"?>
-<ds:datastoreItem xmlns:ds="http://schemas.openxmlformats.org/officeDocument/2006/customXml" ds:itemID="{6D24A136-F38D-43C2-8AF9-59BE183AF5B0}">
+<ds:datastoreItem xmlns:ds="http://schemas.openxmlformats.org/officeDocument/2006/customXml" ds:itemID="{582BDA58-7C61-4F01-A267-E4A0A1827D42}">
   <ds:schemaRefs>
     <ds:schemaRef ds:uri="http://schemas.openxmlformats.org/officeDocument/2006/bibliography"/>
   </ds:schemaRefs>
